--- a/policies/build/chapters_v2/IPC/Documents/IPC_Package_v2/IPC5/Records/IPC.5_Record_01_cauti_prevention_bundle.docx
+++ b/policies/build/chapters_v2/IPC/Documents/IPC_Package_v2/IPC5/Records/IPC.5_Record_01_cauti_prevention_bundle.docx
@@ -1229,6 +1229,14 @@
         </w:r>
       </w:hyperlink>
     </w:p>
+    <w:p>
+      <w:pPr>
+        <w:pStyle w:val="ListParagraph"/>
+      </w:pPr>
+      <w:r>
+        <w:t>Hospital Infection Society India (HISI) guidelines — named source, applicable Indian reference alongside CDC/WHO/SHEA; check directly.</w:t>
+      </w:r>
+    </w:p>
     <w:sectPr>
       <w:pgSz w:w="12240" w:h="15840"/>
       <w:pgMar w:top="1280" w:right="1280" w:bottom="1280" w:left="1280" w:header="720" w:footer="720" w:gutter="0"/>
